--- a/worlds/marva-lydell/world-files/files/DB_ED_Physician_Note.docx
+++ b/worlds/marva-lydell/world-files/files/DB_ED_Physician_Note.docx
@@ -67,7 +67,7 @@
           <w:bCs w:val="1"/>
           <w:rtl w:val="0"/>
         </w:rPr>
-        <w:t xml:space="preserve">[DOCUMENT LABEL] — ED Physician Note</w:t>
+        <w:t xml:space="preserve">[DOCUMENT LABEL] - ED Physician Note</w:t>
       </w:r>
       <w:r>
         <w:rPr>
@@ -292,7 +292,7 @@
           <w:szCs w:val="18"/>
           <w:rtl w:val="0"/>
         </w:rPr>
-        <w:t xml:space="preserve">[1 paragraph. Age/sex, brief PMH, presenting complaint with timeline, pertinent positives and negatives. ED physicians write fast. Information gaps are realistic — the patient may be a poor historian, arrive alone, or be too ill for a full history.]</w:t>
+        <w:t xml:space="preserve">[1 paragraph. Age/sex, brief PMH, presenting complaint with timeline, pertinent positives and negatives. ED physicians write fast. Information gaps are realistic - the patient may be a poor historian, arrive alone, or be too ill for a full history.]</w:t>
       </w:r>
       <w:r>
         <w:rPr>
@@ -352,7 +352,7 @@
           <w:szCs w:val="20"/>
           <w:rtl w:val="0"/>
         </w:rPr>
-        <w:t xml:space="preserve">ALLERGIES: [Drug] — [REACTION]</w:t>
+        <w:t xml:space="preserve">ALLERGIES: [Drug] - [REACTION]</w:t>
       </w:r>
       <w:r>
         <w:rPr>
@@ -393,7 +393,7 @@
           <w:szCs w:val="20"/>
           <w:rtl w:val="0"/>
         </w:rPr>
-        <w:t xml:space="preserve">MEDICATIONS (per patient report — [note completeness]):</w:t>
+        <w:t xml:space="preserve">MEDICATIONS (per patient report - [note completeness]):</w:t>
       </w:r>
       <w:r>
         <w:rPr>
@@ -443,26 +443,26 @@
           <w:szCs w:val="20"/>
           <w:rtl w:val="0"/>
         </w:rPr>
-        <w:t xml:space="preserve">- [What patient says — e.g., "Blood thinner" (thinks apixaban)]</w:t>
-      </w:r>
-    </w:p>
-    <w:p>
-      <w:pPr>
-        <w:spacing w:after="40" w:line="240" w:lineRule="auto"/>
-        <w:rPr>
-          <w:rFonts w:ascii="Courier New" w:cs="Courier New" w:eastAsia="Courier New" w:hAnsi="Courier New"/>
-          <w:sz w:val="20"/>
-          <w:szCs w:val="20"/>
-        </w:rPr>
-      </w:pPr>
-      <w:r>
-        <w:rPr>
-          <w:rFonts w:ascii="Courier New" w:cs="Courier New" w:eastAsia="Courier New" w:hAnsi="Courier New"/>
-          <w:sz w:val="20"/>
-          <w:szCs w:val="20"/>
-          <w:rtl w:val="0"/>
-        </w:rPr>
-        <w:t xml:space="preserve">- ["Heart pills" — unclear]</w:t>
+        <w:t xml:space="preserve">- [What patient says - e.g., "Blood thinner" (thinks apixaban)]</w:t>
+      </w:r>
+    </w:p>
+    <w:p>
+      <w:pPr>
+        <w:spacing w:after="40" w:line="240" w:lineRule="auto"/>
+        <w:rPr>
+          <w:rFonts w:ascii="Courier New" w:cs="Courier New" w:eastAsia="Courier New" w:hAnsi="Courier New"/>
+          <w:sz w:val="20"/>
+          <w:szCs w:val="20"/>
+        </w:rPr>
+      </w:pPr>
+      <w:r>
+        <w:rPr>
+          <w:rFonts w:ascii="Courier New" w:cs="Courier New" w:eastAsia="Courier New" w:hAnsi="Courier New"/>
+          <w:sz w:val="20"/>
+          <w:szCs w:val="20"/>
+          <w:rtl w:val="0"/>
+        </w:rPr>
+        <w:t xml:space="preserve">- ["Heart pills" - unclear]</w:t>
       </w:r>
     </w:p>
     <w:p>
@@ -827,7 +827,7 @@
           <w:szCs w:val="20"/>
           <w:rtl w:val="0"/>
         </w:rPr>
-        <w:t xml:space="preserve">- Labs: [Relevant values inline — e.g., WBC 13.2, Hgb 11.2, Cr 1.6, BNP 480]</w:t>
+        <w:t xml:space="preserve">- Labs: [Relevant values inline - e.g., WBC 13.2, Hgb 11.2, Cr 1.6, BNP 480]</w:t>
       </w:r>
     </w:p>
     <w:p>
@@ -973,7 +973,7 @@
           <w:szCs w:val="20"/>
           <w:rtl w:val="0"/>
         </w:rPr>
-        <w:t xml:space="preserve">- [Intervention — med, dose, route]</w:t>
+        <w:t xml:space="preserve">- [Intervention - med, dose, route]</w:t>
       </w:r>
     </w:p>
     <w:p>
@@ -1093,7 +1093,7 @@
           <w:szCs w:val="20"/>
           <w:rtl w:val="0"/>
         </w:rPr>
-        <w:t xml:space="preserve">[NOTE: Any relevant collateral — e.g., family provided handwritten medication list, scanned into chart]</w:t>
+        <w:t xml:space="preserve">[NOTE: Any relevant collateral - e.g., family provided handwritten medication list, scanned into chart]</w:t>
       </w:r>
     </w:p>
     <w:p>
